--- a/2026-Q2/HowToDiscernTheTruth.docx
+++ b/2026-Q2/HowToDiscernTheTruth.docx
@@ -1341,7 +1341,7 @@
           <w14:ligatures w14:val="none"/>
         </w:rPr>
       </w:pPr>
-      <w:hyperlink r:id="rId5" w:tgtFrame="_blank" w:history="1">
+      <w:hyperlink r:id="rId7" w:tgtFrame="_blank" w:history="1">
         <w:r>
           <w:rPr>
             <w:rStyle w:val="Hyperlink"/>
@@ -1353,7 +1353,7 @@
             <w:szCs w:val="28"/>
             <w14:ligatures w14:val="none"/>
           </w:rPr>
-          <w:t>http://tinyurl.com/GodOfPromises</w:t>
+          <w:t>https://tinyurl.com/GodOfPromises</w:t>
         </w:r>
       </w:hyperlink>
     </w:p>
@@ -1373,7 +1373,7 @@
           <w14:ligatures w14:val="none"/>
         </w:rPr>
       </w:pPr>
-      <w:hyperlink r:id="rId6" w:history="1">
+      <w:hyperlink r:id="rId8" w:history="1">
         <w:r>
           <w:rPr>
             <w:rStyle w:val="Hyperlink"/>
@@ -1405,7 +1405,7 @@
           <w14:ligatures w14:val="none"/>
         </w:rPr>
       </w:pPr>
-      <w:hyperlink r:id="rId7" w:history="1">
+      <w:hyperlink r:id="rId9" w:history="1">
         <w:r>
           <w:rPr>
             <w:rStyle w:val="Hyperlink"/>
@@ -1433,7 +1433,7 @@
           <w:szCs w:val="28"/>
         </w:rPr>
       </w:pPr>
-      <w:hyperlink r:id="rId8" w:history="1">
+      <w:hyperlink r:id="rId10" w:history="1">
         <w:r>
           <w:rPr>
             <w:rStyle w:val="Hyperlink"/>
@@ -1460,10 +1460,91 @@
     </w:p>
     <w:p>
       <w:pPr>
+        <w:pStyle w:val="ListParagraph"/>
+        <w:rPr>
+          <w:sz w:val="28"/>
+          <w:szCs w:val="28"/>
+        </w:rPr>
+      </w:pPr>
+    </w:p>
+    <w:p>
+      <w:pPr>
+        <w:pStyle w:val="ListParagraph"/>
+        <w:rPr>
+          <w:sz w:val="28"/>
+          <w:szCs w:val="28"/>
+        </w:rPr>
+      </w:pPr>
+    </w:p>
+    <w:p>
+      <w:pPr>
+        <w:pStyle w:val="ListParagraph"/>
+        <w:rPr>
+          <w:sz w:val="28"/>
+          <w:szCs w:val="28"/>
+        </w:rPr>
+      </w:pPr>
+    </w:p>
+    <w:p>
+      <w:pPr>
         <w:ind w:left="360"/>
       </w:pPr>
     </w:p>
+    <w:p>
+      <w:pPr>
+        <w:ind w:left="360"/>
+        <w:jc w:val="center"/>
+      </w:pPr>
+      <w:r>
+        <w:rPr>
+          <w:noProof/>
+        </w:rPr>
+        <w:drawing>
+          <wp:inline distT="0" distB="0" distL="0" distR="0" wp14:anchorId="32950F84" wp14:editId="423B3F17">
+            <wp:extent cx="2730500" cy="2730500"/>
+            <wp:effectExtent l="0" t="0" r="0" b="0"/>
+            <wp:docPr id="1719045001" name="Picture 1"/>
+            <wp:cNvGraphicFramePr>
+              <a:graphicFrameLocks xmlns:a="http://schemas.openxmlformats.org/drawingml/2006/main" noChangeAspect="1"/>
+            </wp:cNvGraphicFramePr>
+            <a:graphic xmlns:a="http://schemas.openxmlformats.org/drawingml/2006/main">
+              <a:graphicData uri="http://schemas.openxmlformats.org/drawingml/2006/picture">
+                <pic:pic xmlns:pic="http://schemas.openxmlformats.org/drawingml/2006/picture">
+                  <pic:nvPicPr>
+                    <pic:cNvPr id="1719045001" name="Picture 1719045001"/>
+                    <pic:cNvPicPr/>
+                  </pic:nvPicPr>
+                  <pic:blipFill>
+                    <a:blip r:embed="rId11">
+                      <a:extLst>
+                        <a:ext uri="{28A0092B-C50C-407E-A947-70E740481C1C}">
+                          <a14:useLocalDpi xmlns:a14="http://schemas.microsoft.com/office/drawing/2010/main" val="0"/>
+                        </a:ext>
+                      </a:extLst>
+                    </a:blip>
+                    <a:stretch>
+                      <a:fillRect/>
+                    </a:stretch>
+                  </pic:blipFill>
+                  <pic:spPr>
+                    <a:xfrm>
+                      <a:off x="0" y="0"/>
+                      <a:ext cx="2730500" cy="2730500"/>
+                    </a:xfrm>
+                    <a:prstGeom prst="rect">
+                      <a:avLst/>
+                    </a:prstGeom>
+                  </pic:spPr>
+                </pic:pic>
+              </a:graphicData>
+            </a:graphic>
+          </wp:inline>
+        </w:drawing>
+      </w:r>
+    </w:p>
     <w:sectPr>
+      <w:footerReference w:type="even" r:id="rId12"/>
+      <w:footerReference w:type="default" r:id="rId13"/>
       <w:pgSz w:w="12240" w:h="15840"/>
       <w:pgMar w:top="1440" w:right="1440" w:bottom="1440" w:left="1440" w:header="720" w:footer="720" w:gutter="0"/>
       <w:cols w:space="720"/>
@@ -1471,6 +1552,196 @@
     </w:sectPr>
   </w:body>
 </w:document>
+</file>
+
+<file path=word/endnotes.xml><?xml version="1.0" encoding="utf-8"?>
+<w:endnotes xmlns:wpc="http://schemas.microsoft.com/office/word/2010/wordprocessingCanvas" xmlns:cx="http://schemas.microsoft.com/office/drawing/2014/chartex" xmlns:cx1="http://schemas.microsoft.com/office/drawing/2015/9/8/chartex" xmlns:cx2="http://schemas.microsoft.com/office/drawing/2015/10/21/chartex" xmlns:cx3="http://schemas.microsoft.com/office/drawing/2016/5/9/chartex" xmlns:cx4="http://schemas.microsoft.com/office/drawing/2016/5/10/chartex" xmlns:cx5="http://schemas.microsoft.com/office/drawing/2016/5/11/chartex" xmlns:cx6="http://schemas.microsoft.com/office/drawing/2016/5/12/chartex" xmlns:cx7="http://schemas.microsoft.com/office/drawing/2016/5/13/chartex" xmlns:cx8="http://schemas.microsoft.com/office/drawing/2016/5/14/chartex" xmlns:mc="http://schemas.openxmlformats.org/markup-compatibility/2006" xmlns:aink="http://schemas.microsoft.com/office/drawing/2016/ink" xmlns:am3d="http://schemas.microsoft.com/office/drawing/2017/model3d" xmlns:o="urn:schemas-microsoft-com:office:office" xmlns:oel="http://schemas.microsoft.com/office/2019/extlst" xmlns:r="http://schemas.openxmlformats.org/officeDocument/2006/relationships" xmlns:m="http://schemas.openxmlformats.org/officeDocument/2006/math" xmlns:v="urn:schemas-microsoft-com:vml" xmlns:wp14="http://schemas.microsoft.com/office/word/2010/wordprocessingDrawing" xmlns:wp="http://schemas.openxmlformats.org/drawingml/2006/wordprocessingDrawing" xmlns:w10="urn:schemas-microsoft-com:office:word" xmlns:w="http://schemas.openxmlformats.org/wordprocessingml/2006/main" xmlns:w14="http://schemas.microsoft.com/office/word/2010/wordml" xmlns:w15="http://schemas.microsoft.com/office/word/2012/wordml" xmlns:w16cex="http://schemas.microsoft.com/office/word/2018/wordml/cex" xmlns:w16cid="http://schemas.microsoft.com/office/word/2016/wordml/cid" xmlns:w16="http://schemas.microsoft.com/office/word/2018/wordml" xmlns:w16du="http://schemas.microsoft.com/office/word/2023/wordml/word16du" xmlns:w16sdtdh="http://schemas.microsoft.com/office/word/2020/wordml/sdtdatahash" xmlns:w16sdtfl="http://schemas.microsoft.com/office/word/2024/wordml/sdtformatlock" xmlns:w16se="http://schemas.microsoft.com/office/word/2015/wordml/symex" xmlns:wpg="http://schemas.microsoft.com/office/word/2010/wordprocessingGroup" xmlns:wpi="http://schemas.microsoft.com/office/word/2010/wordprocessingInk" xmlns:wne="http://schemas.microsoft.com/office/word/2006/wordml" xmlns:wps="http://schemas.microsoft.com/office/word/2010/wordprocessingShape" mc:Ignorable="w14 w15 w16se w16cid w16 w16cex w16sdtdh w16sdtfl w16du wp14">
+  <w:endnote w:type="separator" w:id="-1">
+    <w:p>
+      <w:pPr>
+        <w:spacing w:after="0" w:line="240" w:lineRule="auto"/>
+      </w:pPr>
+      <w:r>
+        <w:separator/>
+      </w:r>
+    </w:p>
+  </w:endnote>
+  <w:endnote w:type="continuationSeparator" w:id="0">
+    <w:p>
+      <w:pPr>
+        <w:spacing w:after="0" w:line="240" w:lineRule="auto"/>
+      </w:pPr>
+      <w:r>
+        <w:continuationSeparator/>
+      </w:r>
+    </w:p>
+  </w:endnote>
+</w:endnotes>
+</file>
+
+<file path=word/footer1.xml><?xml version="1.0" encoding="utf-8"?>
+<w:ftr xmlns:wpc="http://schemas.microsoft.com/office/word/2010/wordprocessingCanvas" xmlns:cx="http://schemas.microsoft.com/office/drawing/2014/chartex" xmlns:cx1="http://schemas.microsoft.com/office/drawing/2015/9/8/chartex" xmlns:cx2="http://schemas.microsoft.com/office/drawing/2015/10/21/chartex" xmlns:cx3="http://schemas.microsoft.com/office/drawing/2016/5/9/chartex" xmlns:cx4="http://schemas.microsoft.com/office/drawing/2016/5/10/chartex" xmlns:cx5="http://schemas.microsoft.com/office/drawing/2016/5/11/chartex" xmlns:cx6="http://schemas.microsoft.com/office/drawing/2016/5/12/chartex" xmlns:cx7="http://schemas.microsoft.com/office/drawing/2016/5/13/chartex" xmlns:cx8="http://schemas.microsoft.com/office/drawing/2016/5/14/chartex" xmlns:mc="http://schemas.openxmlformats.org/markup-compatibility/2006" xmlns:aink="http://schemas.microsoft.com/office/drawing/2016/ink" xmlns:am3d="http://schemas.microsoft.com/office/drawing/2017/model3d" xmlns:o="urn:schemas-microsoft-com:office:office" xmlns:oel="http://schemas.microsoft.com/office/2019/extlst" xmlns:r="http://schemas.openxmlformats.org/officeDocument/2006/relationships" xmlns:m="http://schemas.openxmlformats.org/officeDocument/2006/math" xmlns:v="urn:schemas-microsoft-com:vml" xmlns:wp14="http://schemas.microsoft.com/office/word/2010/wordprocessingDrawing" xmlns:wp="http://schemas.openxmlformats.org/drawingml/2006/wordprocessingDrawing" xmlns:w10="urn:schemas-microsoft-com:office:word" xmlns:w="http://schemas.openxmlformats.org/wordprocessingml/2006/main" xmlns:w14="http://schemas.microsoft.com/office/word/2010/wordml" xmlns:w15="http://schemas.microsoft.com/office/word/2012/wordml" xmlns:w16cex="http://schemas.microsoft.com/office/word/2018/wordml/cex" xmlns:w16cid="http://schemas.microsoft.com/office/word/2016/wordml/cid" xmlns:w16="http://schemas.microsoft.com/office/word/2018/wordml" xmlns:w16du="http://schemas.microsoft.com/office/word/2023/wordml/word16du" xmlns:w16sdtdh="http://schemas.microsoft.com/office/word/2020/wordml/sdtdatahash" xmlns:w16sdtfl="http://schemas.microsoft.com/office/word/2024/wordml/sdtformatlock" xmlns:w16se="http://schemas.microsoft.com/office/word/2015/wordml/symex" xmlns:wpg="http://schemas.microsoft.com/office/word/2010/wordprocessingGroup" xmlns:wpi="http://schemas.microsoft.com/office/word/2010/wordprocessingInk" xmlns:wne="http://schemas.microsoft.com/office/word/2006/wordml" xmlns:wps="http://schemas.microsoft.com/office/word/2010/wordprocessingShape" mc:Ignorable="w14 w15 w16se w16cid w16 w16cex w16sdtdh w16sdtfl w16du wp14">
+  <w:sdt>
+    <w:sdtPr>
+      <w:rPr>
+        <w:rStyle w:val="PageNumber"/>
+      </w:rPr>
+      <w:id w:val="-1802145914"/>
+      <w:docPartObj>
+        <w:docPartGallery w:val="Page Numbers (Bottom of Page)"/>
+        <w:docPartUnique/>
+      </w:docPartObj>
+    </w:sdtPr>
+    <w:sdtContent>
+      <w:p>
+        <w:pPr>
+          <w:pStyle w:val="Footer"/>
+          <w:framePr w:wrap="none" w:vAnchor="text" w:hAnchor="margin" w:xAlign="right" w:y="1"/>
+          <w:rPr>
+            <w:rStyle w:val="PageNumber"/>
+          </w:rPr>
+        </w:pPr>
+        <w:r>
+          <w:rPr>
+            <w:rStyle w:val="PageNumber"/>
+          </w:rPr>
+          <w:fldChar w:fldCharType="begin"/>
+        </w:r>
+        <w:r>
+          <w:rPr>
+            <w:rStyle w:val="PageNumber"/>
+          </w:rPr>
+          <w:instrText xml:space="preserve"> PAGE </w:instrText>
+        </w:r>
+        <w:r>
+          <w:rPr>
+            <w:rStyle w:val="PageNumber"/>
+          </w:rPr>
+          <w:fldChar w:fldCharType="separate"/>
+        </w:r>
+        <w:r>
+          <w:rPr>
+            <w:rStyle w:val="PageNumber"/>
+          </w:rPr>
+          <w:fldChar w:fldCharType="end"/>
+        </w:r>
+      </w:p>
+    </w:sdtContent>
+  </w:sdt>
+  <w:p>
+    <w:pPr>
+      <w:pStyle w:val="Footer"/>
+      <w:ind w:right="360"/>
+    </w:pPr>
+  </w:p>
+</w:ftr>
+</file>
+
+<file path=word/footer2.xml><?xml version="1.0" encoding="utf-8"?>
+<w:ftr xmlns:wpc="http://schemas.microsoft.com/office/word/2010/wordprocessingCanvas" xmlns:cx="http://schemas.microsoft.com/office/drawing/2014/chartex" xmlns:cx1="http://schemas.microsoft.com/office/drawing/2015/9/8/chartex" xmlns:cx2="http://schemas.microsoft.com/office/drawing/2015/10/21/chartex" xmlns:cx3="http://schemas.microsoft.com/office/drawing/2016/5/9/chartex" xmlns:cx4="http://schemas.microsoft.com/office/drawing/2016/5/10/chartex" xmlns:cx5="http://schemas.microsoft.com/office/drawing/2016/5/11/chartex" xmlns:cx6="http://schemas.microsoft.com/office/drawing/2016/5/12/chartex" xmlns:cx7="http://schemas.microsoft.com/office/drawing/2016/5/13/chartex" xmlns:cx8="http://schemas.microsoft.com/office/drawing/2016/5/14/chartex" xmlns:mc="http://schemas.openxmlformats.org/markup-compatibility/2006" xmlns:aink="http://schemas.microsoft.com/office/drawing/2016/ink" xmlns:am3d="http://schemas.microsoft.com/office/drawing/2017/model3d" xmlns:o="urn:schemas-microsoft-com:office:office" xmlns:oel="http://schemas.microsoft.com/office/2019/extlst" xmlns:r="http://schemas.openxmlformats.org/officeDocument/2006/relationships" xmlns:m="http://schemas.openxmlformats.org/officeDocument/2006/math" xmlns:v="urn:schemas-microsoft-com:vml" xmlns:wp14="http://schemas.microsoft.com/office/word/2010/wordprocessingDrawing" xmlns:wp="http://schemas.openxmlformats.org/drawingml/2006/wordprocessingDrawing" xmlns:w10="urn:schemas-microsoft-com:office:word" xmlns:w="http://schemas.openxmlformats.org/wordprocessingml/2006/main" xmlns:w14="http://schemas.microsoft.com/office/word/2010/wordml" xmlns:w15="http://schemas.microsoft.com/office/word/2012/wordml" xmlns:w16cex="http://schemas.microsoft.com/office/word/2018/wordml/cex" xmlns:w16cid="http://schemas.microsoft.com/office/word/2016/wordml/cid" xmlns:w16="http://schemas.microsoft.com/office/word/2018/wordml" xmlns:w16du="http://schemas.microsoft.com/office/word/2023/wordml/word16du" xmlns:w16sdtdh="http://schemas.microsoft.com/office/word/2020/wordml/sdtdatahash" xmlns:w16sdtfl="http://schemas.microsoft.com/office/word/2024/wordml/sdtformatlock" xmlns:w16se="http://schemas.microsoft.com/office/word/2015/wordml/symex" xmlns:wpg="http://schemas.microsoft.com/office/word/2010/wordprocessingGroup" xmlns:wpi="http://schemas.microsoft.com/office/word/2010/wordprocessingInk" xmlns:wne="http://schemas.microsoft.com/office/word/2006/wordml" xmlns:wps="http://schemas.microsoft.com/office/word/2010/wordprocessingShape" mc:Ignorable="w14 w15 w16se w16cid w16 w16cex w16sdtdh w16sdtfl w16du wp14">
+  <w:sdt>
+    <w:sdtPr>
+      <w:rPr>
+        <w:rStyle w:val="PageNumber"/>
+      </w:rPr>
+      <w:id w:val="-932039347"/>
+      <w:docPartObj>
+        <w:docPartGallery w:val="Page Numbers (Bottom of Page)"/>
+        <w:docPartUnique/>
+      </w:docPartObj>
+    </w:sdtPr>
+    <w:sdtContent>
+      <w:p>
+        <w:pPr>
+          <w:pStyle w:val="Footer"/>
+          <w:framePr w:wrap="none" w:vAnchor="text" w:hAnchor="margin" w:xAlign="right" w:y="1"/>
+          <w:rPr>
+            <w:rStyle w:val="PageNumber"/>
+          </w:rPr>
+        </w:pPr>
+        <w:r>
+          <w:rPr>
+            <w:rStyle w:val="PageNumber"/>
+          </w:rPr>
+          <w:fldChar w:fldCharType="begin"/>
+        </w:r>
+        <w:r>
+          <w:rPr>
+            <w:rStyle w:val="PageNumber"/>
+          </w:rPr>
+          <w:instrText xml:space="preserve"> PAGE </w:instrText>
+        </w:r>
+        <w:r>
+          <w:rPr>
+            <w:rStyle w:val="PageNumber"/>
+          </w:rPr>
+          <w:fldChar w:fldCharType="separate"/>
+        </w:r>
+        <w:r>
+          <w:rPr>
+            <w:rStyle w:val="PageNumber"/>
+            <w:noProof/>
+          </w:rPr>
+          <w:t>1</w:t>
+        </w:r>
+        <w:r>
+          <w:rPr>
+            <w:rStyle w:val="PageNumber"/>
+          </w:rPr>
+          <w:fldChar w:fldCharType="end"/>
+        </w:r>
+      </w:p>
+    </w:sdtContent>
+  </w:sdt>
+  <w:p>
+    <w:pPr>
+      <w:pStyle w:val="Footer"/>
+      <w:ind w:right="360"/>
+    </w:pPr>
+    <w:r>
+      <w:t>WWJD</w:t>
+    </w:r>
+    <w:r>
+      <w:ptab w:relativeTo="margin" w:alignment="center" w:leader="none"/>
+    </w:r>
+    <w:hyperlink r:id="rId1" w:history="1">
+      <w:r>
+        <w:rPr>
+          <w:rStyle w:val="Hyperlink"/>
+        </w:rPr>
+        <w:t>https://tinyurl.com/TeachTheWord</w:t>
+      </w:r>
+    </w:hyperlink>
+    <w:r>
+      <w:ptab w:relativeTo="margin" w:alignment="right" w:leader="none"/>
+    </w:r>
+  </w:p>
+</w:ftr>
+</file>
+
+<file path=word/footnotes.xml><?xml version="1.0" encoding="utf-8"?>
+<w:footnotes xmlns:wpc="http://schemas.microsoft.com/office/word/2010/wordprocessingCanvas" xmlns:cx="http://schemas.microsoft.com/office/drawing/2014/chartex" xmlns:cx1="http://schemas.microsoft.com/office/drawing/2015/9/8/chartex" xmlns:cx2="http://schemas.microsoft.com/office/drawing/2015/10/21/chartex" xmlns:cx3="http://schemas.microsoft.com/office/drawing/2016/5/9/chartex" xmlns:cx4="http://schemas.microsoft.com/office/drawing/2016/5/10/chartex" xmlns:cx5="http://schemas.microsoft.com/office/drawing/2016/5/11/chartex" xmlns:cx6="http://schemas.microsoft.com/office/drawing/2016/5/12/chartex" xmlns:cx7="http://schemas.microsoft.com/office/drawing/2016/5/13/chartex" xmlns:cx8="http://schemas.microsoft.com/office/drawing/2016/5/14/chartex" xmlns:mc="http://schemas.openxmlformats.org/markup-compatibility/2006" xmlns:aink="http://schemas.microsoft.com/office/drawing/2016/ink" xmlns:am3d="http://schemas.microsoft.com/office/drawing/2017/model3d" xmlns:o="urn:schemas-microsoft-com:office:office" xmlns:oel="http://schemas.microsoft.com/office/2019/extlst" xmlns:r="http://schemas.openxmlformats.org/officeDocument/2006/relationships" xmlns:m="http://schemas.openxmlformats.org/officeDocument/2006/math" xmlns:v="urn:schemas-microsoft-com:vml" xmlns:wp14="http://schemas.microsoft.com/office/word/2010/wordprocessingDrawing" xmlns:wp="http://schemas.openxmlformats.org/drawingml/2006/wordprocessingDrawing" xmlns:w10="urn:schemas-microsoft-com:office:word" xmlns:w="http://schemas.openxmlformats.org/wordprocessingml/2006/main" xmlns:w14="http://schemas.microsoft.com/office/word/2010/wordml" xmlns:w15="http://schemas.microsoft.com/office/word/2012/wordml" xmlns:w16cex="http://schemas.microsoft.com/office/word/2018/wordml/cex" xmlns:w16cid="http://schemas.microsoft.com/office/word/2016/wordml/cid" xmlns:w16="http://schemas.microsoft.com/office/word/2018/wordml" xmlns:w16du="http://schemas.microsoft.com/office/word/2023/wordml/word16du" xmlns:w16sdtdh="http://schemas.microsoft.com/office/word/2020/wordml/sdtdatahash" xmlns:w16sdtfl="http://schemas.microsoft.com/office/word/2024/wordml/sdtformatlock" xmlns:w16se="http://schemas.microsoft.com/office/word/2015/wordml/symex" xmlns:wpg="http://schemas.microsoft.com/office/word/2010/wordprocessingGroup" xmlns:wpi="http://schemas.microsoft.com/office/word/2010/wordprocessingInk" xmlns:wne="http://schemas.microsoft.com/office/word/2006/wordml" xmlns:wps="http://schemas.microsoft.com/office/word/2010/wordprocessingShape" mc:Ignorable="w14 w15 w16se w16cid w16 w16cex w16sdtdh w16sdtfl w16du wp14">
+  <w:footnote w:type="separator" w:id="-1">
+    <w:p>
+      <w:pPr>
+        <w:spacing w:after="0" w:line="240" w:lineRule="auto"/>
+      </w:pPr>
+      <w:r>
+        <w:separator/>
+      </w:r>
+    </w:p>
+  </w:footnote>
+  <w:footnote w:type="continuationSeparator" w:id="0">
+    <w:p>
+      <w:pPr>
+        <w:spacing w:after="0" w:line="240" w:lineRule="auto"/>
+      </w:pPr>
+      <w:r>
+        <w:continuationSeparator/>
+      </w:r>
+    </w:p>
+  </w:footnote>
+</w:footnotes>
 </file>
 
 <file path=word/numbering.xml><?xml version="1.0" encoding="utf-8"?>
@@ -2699,6 +2970,70 @@
       <w:shd w:val="clear" w:color="auto" w:fill="E1DFDD"/>
     </w:rPr>
   </w:style>
+  <w:style w:type="character" w:styleId="FollowedHyperlink">
+    <w:name w:val="FollowedHyperlink"/>
+    <w:basedOn w:val="DefaultParagraphFont"/>
+    <w:uiPriority w:val="99"/>
+    <w:semiHidden/>
+    <w:unhideWhenUsed/>
+    <w:rsid w:val="00682722"/>
+    <w:rPr>
+      <w:color w:val="96607D" w:themeColor="followedHyperlink"/>
+      <w:u w:val="single"/>
+    </w:rPr>
+  </w:style>
+  <w:style w:type="paragraph" w:styleId="Header">
+    <w:name w:val="header"/>
+    <w:basedOn w:val="Normal"/>
+    <w:link w:val="HeaderChar"/>
+    <w:uiPriority w:val="99"/>
+    <w:unhideWhenUsed/>
+    <w:rsid w:val="00682722"/>
+    <w:pPr>
+      <w:tabs>
+        <w:tab w:val="center" w:pos="4680"/>
+        <w:tab w:val="right" w:pos="9360"/>
+      </w:tabs>
+      <w:spacing w:after="0" w:line="240" w:lineRule="auto"/>
+    </w:pPr>
+  </w:style>
+  <w:style w:type="character" w:customStyle="1" w:styleId="HeaderChar">
+    <w:name w:val="Header Char"/>
+    <w:basedOn w:val="DefaultParagraphFont"/>
+    <w:link w:val="Header"/>
+    <w:uiPriority w:val="99"/>
+    <w:rsid w:val="00682722"/>
+  </w:style>
+  <w:style w:type="paragraph" w:styleId="Footer">
+    <w:name w:val="footer"/>
+    <w:basedOn w:val="Normal"/>
+    <w:link w:val="FooterChar"/>
+    <w:uiPriority w:val="99"/>
+    <w:unhideWhenUsed/>
+    <w:rsid w:val="00682722"/>
+    <w:pPr>
+      <w:tabs>
+        <w:tab w:val="center" w:pos="4680"/>
+        <w:tab w:val="right" w:pos="9360"/>
+      </w:tabs>
+      <w:spacing w:after="0" w:line="240" w:lineRule="auto"/>
+    </w:pPr>
+  </w:style>
+  <w:style w:type="character" w:customStyle="1" w:styleId="FooterChar">
+    <w:name w:val="Footer Char"/>
+    <w:basedOn w:val="DefaultParagraphFont"/>
+    <w:link w:val="Footer"/>
+    <w:uiPriority w:val="99"/>
+    <w:rsid w:val="00682722"/>
+  </w:style>
+  <w:style w:type="character" w:styleId="PageNumber">
+    <w:name w:val="page number"/>
+    <w:basedOn w:val="DefaultParagraphFont"/>
+    <w:uiPriority w:val="99"/>
+    <w:semiHidden/>
+    <w:unhideWhenUsed/>
+    <w:rsid w:val="00DB59B3"/>
+  </w:style>
 </w:styles>
 </file>
 
